--- a/Tuan2/Phieu_BaoCaoHocTapCaNhanNhom02_Tuan2.docx
+++ b/Tuan2/Phieu_BaoCaoHocTapCaNhanNhom02_Tuan2.docx
@@ -1281,6 +1281,13 @@
                 <w:szCs w:val="26"/>
               </w:rPr>
             </w:pPr>
+            <w:r>
+              <w:rPr>
+                <w:sz w:val="26"/>
+                <w:szCs w:val="26"/>
+              </w:rPr>
+              <w:t>Hoàn thành 100%</w:t>
+            </w:r>
           </w:p>
         </w:tc>
         <w:tc>
